--- a/Calendario2026/Ejercicios/E9_BGP/9_ConfigureBGP_SingleHome_Profesor.docx
+++ b/Calendario2026/Ejercicios/E9_BGP/9_ConfigureBGP_SingleHome_Profesor.docx
@@ -232,7 +232,7 @@
     </w:p>
     <w:p>
       <w:pPr>
-        <w:pStyle w:val="ListParagraph"/>
+        <w:pStyle w:val="Prrafodelista"/>
         <w:numPr>
           <w:ilvl w:val="0"/>
           <w:numId w:val="2"/>
@@ -312,7 +312,7 @@
     </w:p>
     <w:p>
       <w:pPr>
-        <w:pStyle w:val="ListParagraph"/>
+        <w:pStyle w:val="Prrafodelista"/>
         <w:numPr>
           <w:ilvl w:val="0"/>
           <w:numId w:val="2"/>
@@ -348,7 +348,7 @@
     </w:p>
     <w:p>
       <w:pPr>
-        <w:pStyle w:val="ListParagraph"/>
+        <w:pStyle w:val="Prrafodelista"/>
         <w:numPr>
           <w:ilvl w:val="0"/>
           <w:numId w:val="2"/>
@@ -418,7 +418,7 @@
     </w:p>
     <w:p>
       <w:pPr>
-        <w:pStyle w:val="ListParagraph"/>
+        <w:pStyle w:val="Prrafodelista"/>
         <w:numPr>
           <w:ilvl w:val="0"/>
           <w:numId w:val="2"/>
@@ -599,7 +599,7 @@
     </w:p>
     <w:p>
       <w:pPr>
-        <w:pStyle w:val="Heading2"/>
+        <w:pStyle w:val="Ttulo2"/>
         <w:spacing w:before="0" w:after="0" w:line="300" w:lineRule="exact"/>
         <w:rPr>
           <w:sz w:val="26"/>
@@ -731,7 +731,7 @@
     </w:p>
     <w:p>
       <w:pPr>
-        <w:pStyle w:val="ListParagraph"/>
+        <w:pStyle w:val="Prrafodelista"/>
         <w:spacing w:after="0" w:line="300" w:lineRule="exact"/>
         <w:ind w:left="360"/>
         <w:jc w:val="both"/>
@@ -774,7 +774,7 @@
     </w:p>
     <w:p>
       <w:pPr>
-        <w:pStyle w:val="ListParagraph"/>
+        <w:pStyle w:val="Prrafodelista"/>
         <w:spacing w:after="0" w:line="300" w:lineRule="exact"/>
         <w:ind w:left="360"/>
         <w:jc w:val="both"/>
@@ -903,7 +903,7 @@
     </w:p>
     <w:p>
       <w:pPr>
-        <w:pStyle w:val="ListParagraph"/>
+        <w:pStyle w:val="Prrafodelista"/>
         <w:spacing w:after="0" w:line="300" w:lineRule="exact"/>
         <w:ind w:left="360"/>
         <w:jc w:val="both"/>
@@ -942,7 +942,7 @@
     </w:p>
     <w:p>
       <w:pPr>
-        <w:pStyle w:val="Heading2"/>
+        <w:pStyle w:val="Ttulo2"/>
         <w:spacing w:before="0" w:after="0" w:line="300" w:lineRule="exact"/>
         <w:rPr>
           <w:sz w:val="26"/>
@@ -953,7 +953,7 @@
     </w:p>
     <w:p>
       <w:pPr>
-        <w:pStyle w:val="Heading2"/>
+        <w:pStyle w:val="Ttulo2"/>
         <w:spacing w:before="0" w:after="0" w:line="300" w:lineRule="exact"/>
         <w:rPr>
           <w:sz w:val="26"/>
@@ -964,7 +964,7 @@
     </w:p>
     <w:p>
       <w:pPr>
-        <w:pStyle w:val="Heading2"/>
+        <w:pStyle w:val="Ttulo2"/>
         <w:spacing w:before="0" w:after="0" w:line="300" w:lineRule="exact"/>
         <w:rPr>
           <w:sz w:val="26"/>
@@ -981,7 +981,7 @@
     </w:p>
     <w:p>
       <w:pPr>
-        <w:pStyle w:val="Heading2"/>
+        <w:pStyle w:val="Ttulo2"/>
         <w:spacing w:before="0" w:after="0" w:line="300" w:lineRule="exact"/>
       </w:pPr>
     </w:p>
@@ -1389,7 +1389,7 @@
     </w:p>
     <w:p>
       <w:pPr>
-        <w:pStyle w:val="Heading2"/>
+        <w:pStyle w:val="Ttulo2"/>
         <w:spacing w:before="0" w:after="0" w:line="300" w:lineRule="exact"/>
         <w:rPr>
           <w:sz w:val="26"/>
@@ -1449,7 +1449,7 @@
     </w:p>
     <w:p>
       <w:pPr>
-        <w:pStyle w:val="ListParagraph"/>
+        <w:pStyle w:val="Prrafodelista"/>
         <w:numPr>
           <w:ilvl w:val="0"/>
           <w:numId w:val="3"/>
@@ -1540,7 +1540,7 @@
     </w:p>
     <w:p>
       <w:pPr>
-        <w:pStyle w:val="ListParagraph"/>
+        <w:pStyle w:val="Prrafodelista"/>
         <w:numPr>
           <w:ilvl w:val="0"/>
           <w:numId w:val="3"/>
@@ -1662,7 +1662,7 @@
     </w:p>
     <w:p>
       <w:pPr>
-        <w:pStyle w:val="Heading3"/>
+        <w:pStyle w:val="Ttulo3"/>
         <w:numPr>
           <w:ilvl w:val="0"/>
           <w:numId w:val="0"/>
@@ -1801,7 +1801,7 @@
     </w:p>
     <w:p>
       <w:pPr>
-        <w:pStyle w:val="Heading3"/>
+        <w:pStyle w:val="Ttulo3"/>
         <w:numPr>
           <w:ilvl w:val="0"/>
           <w:numId w:val="0"/>
@@ -1894,7 +1894,7 @@
     </w:p>
     <w:p>
       <w:pPr>
-        <w:pStyle w:val="Heading2"/>
+        <w:pStyle w:val="Ttulo2"/>
         <w:spacing w:before="0" w:after="0" w:line="300" w:lineRule="exact"/>
         <w:rPr>
           <w:sz w:val="26"/>
@@ -1954,7 +1954,7 @@
     </w:p>
     <w:p>
       <w:pPr>
-        <w:pStyle w:val="ListParagraph"/>
+        <w:pStyle w:val="Prrafodelista"/>
         <w:numPr>
           <w:ilvl w:val="0"/>
           <w:numId w:val="3"/>
@@ -2045,7 +2045,7 @@
     </w:p>
     <w:p>
       <w:pPr>
-        <w:pStyle w:val="ListParagraph"/>
+        <w:pStyle w:val="Prrafodelista"/>
         <w:numPr>
           <w:ilvl w:val="0"/>
           <w:numId w:val="3"/>
@@ -2269,7 +2269,7 @@
     </w:p>
     <w:p>
       <w:pPr>
-        <w:pStyle w:val="Heading2"/>
+        <w:pStyle w:val="Ttulo2"/>
         <w:spacing w:before="0" w:after="0" w:line="300" w:lineRule="exact"/>
         <w:rPr>
           <w:sz w:val="26"/>
@@ -2331,7 +2331,7 @@
     </w:p>
     <w:p>
       <w:pPr>
-        <w:pStyle w:val="ListParagraph"/>
+        <w:pStyle w:val="Prrafodelista"/>
         <w:numPr>
           <w:ilvl w:val="0"/>
           <w:numId w:val="3"/>
@@ -2663,7 +2663,7 @@
     </w:p>
     <w:p>
       <w:pPr>
-        <w:pStyle w:val="ListParagraph"/>
+        <w:pStyle w:val="Prrafodelista"/>
         <w:numPr>
           <w:ilvl w:val="0"/>
           <w:numId w:val="3"/>
@@ -2835,16 +2835,16 @@
     </w:p>
     <w:p>
       <w:pPr>
-        <w:pStyle w:val="ListParagraph"/>
-        <w:rPr>
-          <w:rFonts w:ascii="Arial" w:hAnsi="Arial" w:cs="Arial"/>
-          <w:lang w:val="es-ES"/>
-        </w:rPr>
-      </w:pPr>
-    </w:p>
-    <w:p>
-      <w:pPr>
-        <w:pStyle w:val="ListParagraph"/>
+        <w:pStyle w:val="Prrafodelista"/>
+        <w:rPr>
+          <w:rFonts w:ascii="Arial" w:hAnsi="Arial" w:cs="Arial"/>
+          <w:lang w:val="es-ES"/>
+        </w:rPr>
+      </w:pPr>
+    </w:p>
+    <w:p>
+      <w:pPr>
+        <w:pStyle w:val="Prrafodelista"/>
         <w:numPr>
           <w:ilvl w:val="0"/>
           <w:numId w:val="3"/>
@@ -3014,7 +3014,7 @@
     </w:p>
     <w:p>
       <w:pPr>
-        <w:pStyle w:val="Heading2"/>
+        <w:pStyle w:val="Ttulo2"/>
         <w:spacing w:before="0" w:after="0" w:line="300" w:lineRule="exact"/>
         <w:rPr>
           <w:rFonts w:cs="Arial"/>
@@ -3065,7 +3065,7 @@
     </w:p>
     <w:p>
       <w:pPr>
-        <w:pStyle w:val="ListParagraph"/>
+        <w:pStyle w:val="Prrafodelista"/>
         <w:numPr>
           <w:ilvl w:val="0"/>
           <w:numId w:val="1"/>
@@ -3110,7 +3110,7 @@
     </w:p>
     <w:p>
       <w:pPr>
-        <w:pStyle w:val="ListParagraph"/>
+        <w:pStyle w:val="Prrafodelista"/>
         <w:spacing w:after="0" w:line="300" w:lineRule="exact"/>
         <w:ind w:left="360"/>
         <w:rPr>
@@ -3123,7 +3123,7 @@
     </w:p>
     <w:p>
       <w:pPr>
-        <w:pStyle w:val="ListParagraph"/>
+        <w:pStyle w:val="Prrafodelista"/>
         <w:spacing w:after="0" w:line="300" w:lineRule="exact"/>
         <w:ind w:left="360"/>
         <w:rPr>
@@ -3252,7 +3252,7 @@
     </w:p>
     <w:p>
       <w:pPr>
-        <w:pStyle w:val="ListParagraph"/>
+        <w:pStyle w:val="Prrafodelista"/>
         <w:numPr>
           <w:ilvl w:val="0"/>
           <w:numId w:val="1"/>
@@ -3603,7 +3603,7 @@
     </w:p>
     <w:p>
       <w:pPr>
-        <w:pStyle w:val="ListParagraph"/>
+        <w:pStyle w:val="Prrafodelista"/>
         <w:numPr>
           <w:ilvl w:val="0"/>
           <w:numId w:val="1"/>
@@ -3628,7 +3628,7 @@
     </w:p>
     <w:p>
       <w:pPr>
-        <w:pStyle w:val="ListParagraph"/>
+        <w:pStyle w:val="Prrafodelista"/>
         <w:spacing w:after="0" w:line="300" w:lineRule="exact"/>
         <w:ind w:left="360"/>
         <w:rPr>
@@ -3641,7 +3641,7 @@
     </w:p>
     <w:p>
       <w:pPr>
-        <w:pStyle w:val="ListParagraph"/>
+        <w:pStyle w:val="Prrafodelista"/>
         <w:numPr>
           <w:ilvl w:val="0"/>
           <w:numId w:val="4"/>
@@ -3669,7 +3669,7 @@
     </w:p>
     <w:p>
       <w:pPr>
-        <w:pStyle w:val="ListParagraph"/>
+        <w:pStyle w:val="Prrafodelista"/>
         <w:numPr>
           <w:ilvl w:val="0"/>
           <w:numId w:val="4"/>
@@ -3925,7 +3925,7 @@
     </w:p>
     <w:p>
       <w:pPr>
-        <w:pStyle w:val="ListParagraph"/>
+        <w:pStyle w:val="Prrafodelista"/>
         <w:numPr>
           <w:ilvl w:val="0"/>
           <w:numId w:val="4"/>
@@ -4525,7 +4525,7 @@
     </w:p>
     <w:p>
       <w:pPr>
-        <w:pStyle w:val="ListParagraph"/>
+        <w:pStyle w:val="Prrafodelista"/>
         <w:numPr>
           <w:ilvl w:val="0"/>
           <w:numId w:val="4"/>
@@ -4968,7 +4968,7 @@
     </w:p>
     <w:p>
       <w:pPr>
-        <w:pStyle w:val="ListParagraph"/>
+        <w:pStyle w:val="Prrafodelista"/>
         <w:numPr>
           <w:ilvl w:val="0"/>
           <w:numId w:val="3"/>
@@ -5540,7 +5540,7 @@
     </w:p>
     <w:p>
       <w:pPr>
-        <w:pStyle w:val="ListParagraph"/>
+        <w:pStyle w:val="Prrafodelista"/>
         <w:numPr>
           <w:ilvl w:val="0"/>
           <w:numId w:val="1"/>
@@ -5934,7 +5934,7 @@
     </w:p>
     <w:p>
       <w:pPr>
-        <w:pStyle w:val="ListParagraph"/>
+        <w:pStyle w:val="Prrafodelista"/>
         <w:numPr>
           <w:ilvl w:val="0"/>
           <w:numId w:val="3"/>
@@ -6462,7 +6462,7 @@
     <w:lvl w:ilvl="0">
       <w:start w:val="1"/>
       <w:numFmt w:val="none"/>
-      <w:pStyle w:val="Heading1"/>
+      <w:pStyle w:val="Ttulo1"/>
       <w:suff w:val="nothing"/>
       <w:lvlText w:val=""/>
       <w:lvlJc w:val="left"/>
@@ -6489,7 +6489,7 @@
     <w:lvl w:ilvl="2">
       <w:start w:val="1"/>
       <w:numFmt w:val="decimal"/>
-      <w:pStyle w:val="Heading3"/>
+      <w:pStyle w:val="Ttulo3"/>
       <w:suff w:val="space"/>
       <w:lvlText w:val="Paso %3:"/>
       <w:lvlJc w:val="left"/>
@@ -7452,11 +7452,11 @@
     <w:name w:val="Normal"/>
     <w:qFormat/>
   </w:style>
-  <w:style w:type="paragraph" w:styleId="Heading1">
+  <w:style w:type="paragraph" w:styleId="Ttulo1">
     <w:name w:val="heading 1"/>
     <w:basedOn w:val="Normal"/>
     <w:next w:val="Normal"/>
-    <w:link w:val="Heading1Char"/>
+    <w:link w:val="Ttulo1Car"/>
     <w:uiPriority w:val="9"/>
     <w:unhideWhenUsed/>
     <w:qFormat/>
@@ -7482,11 +7482,11 @@
       <w14:ligatures w14:val="none"/>
     </w:rPr>
   </w:style>
-  <w:style w:type="paragraph" w:styleId="Heading2">
+  <w:style w:type="paragraph" w:styleId="Ttulo2">
     <w:name w:val="heading 2"/>
     <w:basedOn w:val="Normal"/>
     <w:next w:val="Normal"/>
-    <w:link w:val="Heading2Char"/>
+    <w:link w:val="Ttulo2Car"/>
     <w:autoRedefine/>
     <w:uiPriority w:val="9"/>
     <w:unhideWhenUsed/>
@@ -7506,11 +7506,11 @@
       <w14:ligatures w14:val="none"/>
     </w:rPr>
   </w:style>
-  <w:style w:type="paragraph" w:styleId="Heading3">
+  <w:style w:type="paragraph" w:styleId="Ttulo3">
     <w:name w:val="heading 3"/>
     <w:basedOn w:val="Normal"/>
     <w:next w:val="Normal"/>
-    <w:link w:val="Heading3Char"/>
+    <w:link w:val="Ttulo3Car"/>
     <w:unhideWhenUsed/>
     <w:qFormat/>
     <w:rsid w:val="002E35BA"/>
@@ -7534,11 +7534,11 @@
       <w14:ligatures w14:val="none"/>
     </w:rPr>
   </w:style>
-  <w:style w:type="paragraph" w:styleId="Heading4">
+  <w:style w:type="paragraph" w:styleId="Ttulo4">
     <w:name w:val="heading 4"/>
     <w:basedOn w:val="Normal"/>
     <w:next w:val="Normal"/>
-    <w:link w:val="Heading4Char"/>
+    <w:link w:val="Ttulo4Car"/>
     <w:uiPriority w:val="9"/>
     <w:semiHidden/>
     <w:unhideWhenUsed/>
@@ -7557,13 +7557,13 @@
       <w:color w:val="2F5496" w:themeColor="accent1" w:themeShade="BF"/>
     </w:rPr>
   </w:style>
-  <w:style w:type="character" w:default="1" w:styleId="DefaultParagraphFont">
+  <w:style w:type="character" w:default="1" w:styleId="Fuentedeprrafopredeter">
     <w:name w:val="Default Paragraph Font"/>
     <w:uiPriority w:val="1"/>
     <w:semiHidden/>
     <w:unhideWhenUsed/>
   </w:style>
-  <w:style w:type="table" w:default="1" w:styleId="TableNormal">
+  <w:style w:type="table" w:default="1" w:styleId="Tablanormal">
     <w:name w:val="Normal Table"/>
     <w:uiPriority w:val="99"/>
     <w:semiHidden/>
@@ -7578,13 +7578,13 @@
       </w:tblCellMar>
     </w:tblPr>
   </w:style>
-  <w:style w:type="numbering" w:default="1" w:styleId="NoList">
+  <w:style w:type="numbering" w:default="1" w:styleId="Sinlista">
     <w:name w:val="No List"/>
     <w:uiPriority w:val="99"/>
     <w:semiHidden/>
     <w:unhideWhenUsed/>
   </w:style>
-  <w:style w:type="paragraph" w:styleId="ListParagraph">
+  <w:style w:type="paragraph" w:styleId="Prrafodelista">
     <w:name w:val="List Paragraph"/>
     <w:basedOn w:val="Normal"/>
     <w:uiPriority w:val="34"/>
@@ -7595,9 +7595,9 @@
       <w:contextualSpacing/>
     </w:pPr>
   </w:style>
-  <w:style w:type="character" w:styleId="Hyperlink">
+  <w:style w:type="character" w:styleId="Hipervnculo">
     <w:name w:val="Hyperlink"/>
-    <w:basedOn w:val="DefaultParagraphFont"/>
+    <w:basedOn w:val="Fuentedeprrafopredeter"/>
     <w:uiPriority w:val="99"/>
     <w:unhideWhenUsed/>
     <w:rsid w:val="008C6B36"/>
@@ -7606,9 +7606,9 @@
       <w:u w:val="single"/>
     </w:rPr>
   </w:style>
-  <w:style w:type="character" w:styleId="UnresolvedMention">
+  <w:style w:type="character" w:styleId="Mencinsinresolver">
     <w:name w:val="Unresolved Mention"/>
-    <w:basedOn w:val="DefaultParagraphFont"/>
+    <w:basedOn w:val="Fuentedeprrafopredeter"/>
     <w:uiPriority w:val="99"/>
     <w:semiHidden/>
     <w:unhideWhenUsed/>
@@ -7618,10 +7618,10 @@
       <w:shd w:val="clear" w:color="auto" w:fill="E1DFDD"/>
     </w:rPr>
   </w:style>
-  <w:style w:type="character" w:customStyle="1" w:styleId="Heading2Char">
-    <w:name w:val="Heading 2 Char"/>
-    <w:basedOn w:val="DefaultParagraphFont"/>
-    <w:link w:val="Heading2"/>
+  <w:style w:type="character" w:customStyle="1" w:styleId="Ttulo2Car">
+    <w:name w:val="Título 2 Car"/>
+    <w:basedOn w:val="Fuentedeprrafopredeter"/>
+    <w:link w:val="Ttulo2"/>
     <w:uiPriority w:val="9"/>
     <w:rsid w:val="002E35BA"/>
     <w:rPr>
@@ -7633,10 +7633,10 @@
       <w14:ligatures w14:val="none"/>
     </w:rPr>
   </w:style>
-  <w:style w:type="character" w:customStyle="1" w:styleId="Heading1Char">
-    <w:name w:val="Heading 1 Char"/>
-    <w:basedOn w:val="DefaultParagraphFont"/>
-    <w:link w:val="Heading1"/>
+  <w:style w:type="character" w:customStyle="1" w:styleId="Ttulo1Car">
+    <w:name w:val="Título 1 Car"/>
+    <w:basedOn w:val="Fuentedeprrafopredeter"/>
+    <w:link w:val="Ttulo1"/>
     <w:uiPriority w:val="9"/>
     <w:rsid w:val="002E35BA"/>
     <w:rPr>
@@ -7651,10 +7651,10 @@
       <w14:ligatures w14:val="none"/>
     </w:rPr>
   </w:style>
-  <w:style w:type="character" w:customStyle="1" w:styleId="Heading3Char">
-    <w:name w:val="Heading 3 Char"/>
-    <w:basedOn w:val="DefaultParagraphFont"/>
-    <w:link w:val="Heading3"/>
+  <w:style w:type="character" w:customStyle="1" w:styleId="Ttulo3Car">
+    <w:name w:val="Título 3 Car"/>
+    <w:basedOn w:val="Fuentedeprrafopredeter"/>
+    <w:link w:val="Ttulo3"/>
     <w:rsid w:val="002E35BA"/>
     <w:rPr>
       <w:rFonts w:ascii="Arial" w:eastAsia="Times New Roman" w:hAnsi="Arial" w:cs="Times New Roman"/>
@@ -7669,7 +7669,7 @@
   </w:style>
   <w:style w:type="paragraph" w:customStyle="1" w:styleId="ConfigWindow">
     <w:name w:val="Config Window"/>
-    <w:basedOn w:val="BodyText"/>
+    <w:basedOn w:val="Textoindependiente"/>
     <w:next w:val="Normal"/>
     <w:qFormat/>
     <w:rsid w:val="002E35BA"/>
@@ -7747,7 +7747,7 @@
   </w:style>
   <w:style w:type="numbering" w:customStyle="1" w:styleId="LabList">
     <w:name w:val="Lab List"/>
-    <w:basedOn w:val="NoList"/>
+    <w:basedOn w:val="Sinlista"/>
     <w:uiPriority w:val="99"/>
     <w:rsid w:val="002E35BA"/>
     <w:pPr>
@@ -7758,7 +7758,7 @@
   </w:style>
   <w:style w:type="character" w:customStyle="1" w:styleId="CMDChar">
     <w:name w:val="CMD Char"/>
-    <w:basedOn w:val="DefaultParagraphFont"/>
+    <w:basedOn w:val="Fuentedeprrafopredeter"/>
     <w:link w:val="CMD"/>
     <w:rsid w:val="002E35BA"/>
     <w:rPr>
@@ -7769,10 +7769,10 @@
       <w14:ligatures w14:val="none"/>
     </w:rPr>
   </w:style>
-  <w:style w:type="paragraph" w:styleId="BodyText">
+  <w:style w:type="paragraph" w:styleId="Textoindependiente">
     <w:name w:val="Body Text"/>
     <w:basedOn w:val="Normal"/>
-    <w:link w:val="BodyTextChar"/>
+    <w:link w:val="TextoindependienteCar"/>
     <w:uiPriority w:val="99"/>
     <w:semiHidden/>
     <w:unhideWhenUsed/>
@@ -7781,18 +7781,18 @@
       <w:spacing w:after="120"/>
     </w:pPr>
   </w:style>
-  <w:style w:type="character" w:customStyle="1" w:styleId="BodyTextChar">
-    <w:name w:val="Body Text Char"/>
-    <w:basedOn w:val="DefaultParagraphFont"/>
-    <w:link w:val="BodyText"/>
+  <w:style w:type="character" w:customStyle="1" w:styleId="TextoindependienteCar">
+    <w:name w:val="Texto independiente Car"/>
+    <w:basedOn w:val="Fuentedeprrafopredeter"/>
+    <w:link w:val="Textoindependiente"/>
     <w:uiPriority w:val="99"/>
     <w:semiHidden/>
     <w:rsid w:val="002E35BA"/>
   </w:style>
-  <w:style w:type="character" w:customStyle="1" w:styleId="Heading4Char">
-    <w:name w:val="Heading 4 Char"/>
-    <w:basedOn w:val="DefaultParagraphFont"/>
-    <w:link w:val="Heading4"/>
+  <w:style w:type="character" w:customStyle="1" w:styleId="Ttulo4Car">
+    <w:name w:val="Título 4 Car"/>
+    <w:basedOn w:val="Fuentedeprrafopredeter"/>
+    <w:link w:val="Ttulo4"/>
     <w:uiPriority w:val="9"/>
     <w:semiHidden/>
     <w:rsid w:val="00F03680"/>
@@ -7841,7 +7841,7 @@
   </w:style>
   <w:style w:type="numbering" w:customStyle="1" w:styleId="BulletList">
     <w:name w:val="Bullet_List"/>
-    <w:basedOn w:val="NoList"/>
+    <w:basedOn w:val="Sinlista"/>
     <w:uiPriority w:val="99"/>
     <w:rsid w:val="00F03680"/>
     <w:pPr>
@@ -7852,7 +7852,7 @@
   </w:style>
   <w:style w:type="paragraph" w:customStyle="1" w:styleId="PartHead">
     <w:name w:val="Part Head"/>
-    <w:basedOn w:val="ListParagraph"/>
+    <w:basedOn w:val="Prrafodelista"/>
     <w:next w:val="Normal"/>
     <w:qFormat/>
     <w:rsid w:val="00F03680"/>
